--- a/KHBD_Robotics/Lớp_5/Tuần_13/KHBD_Robotics_Lớp_5_Tiet12_Bai_10_Robot_hut_bui.docx
+++ b/KHBD_Robotics/Lớp_5/Tuần_13/KHBD_Robotics_Lớp_5_Tiet12_Bai_10_Robot_hut_bui.docx
@@ -290,7 +290,7 @@
           <w:i w:val="0"/>
           <w:sz w:val="26"/>
         </w:rPr>
-        <w:t>+ Tìm hiểu chức năng robot dọn dẹp.</w:t>
+        <w:t>- Nêu được cấu tạo, chức năng và những ưu điểm của máy hút bụi.</w:t>
       </w:r>
     </w:p>
     <w:p>
@@ -306,7 +306,7 @@
           <w:i w:val="0"/>
           <w:sz w:val="26"/>
         </w:rPr>
-        <w:t>+ Lắp và lập trình robot hút bụi tự động.</w:t>
+        <w:t>- Nêu được nguyên lý hoạt động của máy hút bụi.</w:t>
       </w:r>
     </w:p>
     <w:p>
@@ -825,7 +825,17 @@
               <w:spacing w:line="276" w:lineRule="auto" w:after="40"/>
               <w:jc w:val="left"/>
             </w:pPr>
-            <w:r/>
+            <w:r>
+              <w:rPr>
+                <w:rFonts w:ascii="Times New Roman" w:hAnsi="Times New Roman"/>
+                <w:sz w:val="26"/>
+              </w:rPr>
+              <w:t>+ GV cho học sinh quan sát hình ảnh và đặt câu hỏi.</w:t>
+              <w:br/>
+              <w:t>+ HS quan sát hình ảnh và trả lời câu hỏi.</w:t>
+              <w:br/>
+              <w:t>+ GV lắng nghe và nhận xét.</w:t>
+            </w:r>
             <w:r>
               <w:rPr>
                 <w:rFonts w:ascii="Times New Roman" w:hAnsi="Times New Roman" w:cs="Times New Roman" w:eastAsia="Times New Roman"/>
@@ -833,7 +843,6 @@
                 <w:i w:val="0"/>
                 <w:sz w:val="26"/>
               </w:rPr>
-              <w:t>- GV trình chiếu clip/hình ảnh thực tế sinh động liên quan đến chủ đề.</w:t>
             </w:r>
           </w:p>
           <w:p>
@@ -848,7 +857,6 @@
                 <w:i w:val="0"/>
                 <w:sz w:val="26"/>
               </w:rPr>
-              <w:t>- Đặt câu hỏi dẫn dắt: "Em có biết bạn robot này giúp ích gì cho con người không?"</w:t>
             </w:r>
           </w:p>
           <w:p>
@@ -863,7 +871,6 @@
                 <w:i w:val="0"/>
                 <w:sz w:val="26"/>
               </w:rPr>
-              <w:t>- HS chú ý quan sát, thảo luận cặp đôi và xung phong trả lời.</w:t>
             </w:r>
           </w:p>
           <w:p>
@@ -878,7 +885,48 @@
                 <w:i w:val="0"/>
                 <w:sz w:val="26"/>
               </w:rPr>
-              <w:t>- GV nhận xét, tuyên dương và dẫn dắt vào bài mới.</w:t>
+            </w:r>
+          </w:p>
+          <w:p>
+            <w:pPr>
+              <w:jc w:val="center"/>
+            </w:pPr>
+            <w:r>
+              <w:drawing>
+                <wp:inline distT="0" distB="0" distL="0" distR="0" wp14:anchorId="2150A869" wp14:editId="163ED161">
+                  <wp:extent cx="2618677" cy="2530444"/>
+                  <wp:effectExtent l="0" t="0" r="0" b="3810"/>
+                  <wp:docPr id="159" name="image1.png" descr="Sung. Tên ảnh gốc: CLP00001b381578.bmp Kích thước ảnh gốc: rộng 620 pixel x cao 590 pixel"/>
+                  <wp:cNvGraphicFramePr/>
+                  <a:graphic xmlns:a="http://schemas.openxmlformats.org/drawingml/2006/main">
+                    <a:graphicData uri="http://schemas.openxmlformats.org/drawingml/2006/picture">
+                      <pic:pic xmlns:pic="http://schemas.openxmlformats.org/drawingml/2006/picture">
+                        <pic:nvPicPr>
+                          <pic:cNvPr id="0" name="image1.png" descr="Sung. Tên ảnh gốc: CLP00001b381578.bmp Kích thước ảnh gốc: rộng 620 pixel x cao 590 pixel"/>
+                          <pic:cNvPicPr preferRelativeResize="0"/>
+                        </pic:nvPicPr>
+                        <pic:blipFill>
+                          <a:blip r:embed="rId16"/>
+                          <a:srcRect/>
+                          <a:stretch>
+                            <a:fillRect/>
+                          </a:stretch>
+                        </pic:blipFill>
+                        <pic:spPr>
+                          <a:xfrm>
+                            <a:off x="0" y="0"/>
+                            <a:ext cx="2629467" cy="2540870"/>
+                          </a:xfrm>
+                          <a:prstGeom prst="rect">
+                            <a:avLst/>
+                          </a:prstGeom>
+                          <a:ln/>
+                        </pic:spPr>
+                      </pic:pic>
+                    </a:graphicData>
+                  </a:graphic>
+                </wp:inline>
+              </w:drawing>
             </w:r>
           </w:p>
         </w:tc>
@@ -897,7 +945,25 @@
               <w:spacing w:line="276" w:lineRule="auto" w:after="40"/>
               <w:jc w:val="left"/>
             </w:pPr>
-            <w:r/>
+            <w:r>
+              <w:rPr>
+                <w:rFonts w:ascii="Times New Roman" w:hAnsi="Times New Roman"/>
+                <w:sz w:val="26"/>
+              </w:rPr>
+              <w:t>Câu trả lời của HS.</w:t>
+              <w:br/>
+              <w:t>+ Chổi: Dụng cụ quét và thu gom rác.</w:t>
+              <w:br/>
+              <w:t>+ Hốt rác: Dụng cụ dùng để đựng rác sau khi quét dọn.</w:t>
+              <w:br/>
+              <w:t>+ Bình xịt khử trùng: Bình đựng hóa chất được sử dụng để ngăn ngừa hoặc loại bỏ sự phát triển của vi khuẩn trên sàn nhà hoặc đồ nội thất.</w:t>
+              <w:br/>
+              <w:t>+ Thùng rác: Dụng cụ dung để đựng rác.</w:t>
+              <w:br/>
+              <w:t>+ Gang tay: Dụng cụ dung để bảo vệ tay khi tiếp xúc với các hóa chất độc hại.</w:t>
+              <w:br/>
+              <w:t>+ Máy hút bụi: Máy làm sạch kết hợp các chức năng của chổi và hốt rác.</w:t>
+            </w:r>
             <w:r>
               <w:rPr>
                 <w:rFonts w:ascii="Times New Roman" w:hAnsi="Times New Roman" w:cs="Times New Roman" w:eastAsia="Times New Roman"/>
@@ -905,7 +971,6 @@
                 <w:i w:val="0"/>
                 <w:sz w:val="26"/>
               </w:rPr>
-              <w:t>HS hào hứng, tập trung vào bài học.</w:t>
             </w:r>
           </w:p>
           <w:p>
@@ -920,7 +985,6 @@
                 <w:i w:val="0"/>
                 <w:sz w:val="26"/>
               </w:rPr>
-              <w:t>Nhận diện được chủ đề bài học.</w:t>
             </w:r>
           </w:p>
         </w:tc>
@@ -1128,7 +1192,17 @@
               <w:spacing w:line="276" w:lineRule="auto" w:after="40"/>
               <w:jc w:val="left"/>
             </w:pPr>
-            <w:r/>
+            <w:r>
+              <w:rPr>
+                <w:rFonts w:ascii="Times New Roman" w:hAnsi="Times New Roman"/>
+                <w:sz w:val="26"/>
+              </w:rPr>
+              <w:t>+ GV cho HS quan sát video, hình ảnh và chia sẻ những hiểu biết của bản thân.</w:t>
+              <w:br/>
+              <w:t>+ HS quan sát video, hình ảnh và trả lời câu hỏi.</w:t>
+              <w:br/>
+              <w:t>+ GV lắng nghe và nhận xét.</w:t>
+            </w:r>
             <w:r>
               <w:rPr>
                 <w:rFonts w:ascii="Times New Roman" w:hAnsi="Times New Roman" w:cs="Times New Roman" w:eastAsia="Times New Roman"/>
@@ -1136,7 +1210,6 @@
                 <w:i w:val="0"/>
                 <w:sz w:val="26"/>
               </w:rPr>
-              <w:t>- GV phát phiếu hướng dẫn và giới thiệu từng loại linh kiện chính.</w:t>
             </w:r>
           </w:p>
           <w:p>
@@ -1151,7 +1224,6 @@
                 <w:i w:val="0"/>
                 <w:sz w:val="26"/>
               </w:rPr>
-              <w:t>- Hướng dẫn HS cách chọn đúng chốt nối và cách phân biệt các khớp xoay.</w:t>
             </w:r>
           </w:p>
           <w:p>
@@ -1166,7 +1238,6 @@
                 <w:i w:val="0"/>
                 <w:sz w:val="26"/>
               </w:rPr>
-              <w:t>- HS làm việc nhóm, chọn đúng các chi tiết cần thiết ra khay chứa.</w:t>
             </w:r>
           </w:p>
           <w:p>
@@ -1181,7 +1252,315 @@
                 <w:i w:val="0"/>
                 <w:sz w:val="26"/>
               </w:rPr>
-              <w:t>- GV đi từng bàn kiểm tra, hỗ trợ nhóm còn lúng túng.</w:t>
+            </w:r>
+          </w:p>
+          <w:p>
+            <w:pPr>
+              <w:jc w:val="center"/>
+            </w:pPr>
+            <w:r>
+              <w:drawing>
+                <wp:inline distT="0" distB="0" distL="0" distR="0" wp14:anchorId="0B94FE84" wp14:editId="5D925A7A">
+                  <wp:extent cx="2847858" cy="1604962"/>
+                  <wp:effectExtent l="0" t="0" r="0" b="0"/>
+                  <wp:docPr id="1531112354" name="Picture 1" descr="A cartoon with a green object&#10;&#10;Description automatically generated"/>
+                  <wp:cNvGraphicFramePr>
+                    <a:graphicFrameLocks xmlns:a="http://schemas.openxmlformats.org/drawingml/2006/main" noChangeAspect="1"/>
+                  </wp:cNvGraphicFramePr>
+                  <a:graphic xmlns:a="http://schemas.openxmlformats.org/drawingml/2006/main">
+                    <a:graphicData uri="http://schemas.openxmlformats.org/drawingml/2006/picture">
+                      <pic:pic xmlns:pic="http://schemas.openxmlformats.org/drawingml/2006/picture">
+                        <pic:nvPicPr>
+                          <pic:cNvPr id="1531112354" name="Picture 1" descr="A cartoon with a green object&#10;&#10;Description automatically generated"/>
+                          <pic:cNvPicPr/>
+                        </pic:nvPicPr>
+                        <pic:blipFill>
+                          <a:blip r:embed="rId17"/>
+                          <a:stretch>
+                            <a:fillRect/>
+                          </a:stretch>
+                        </pic:blipFill>
+                        <pic:spPr>
+                          <a:xfrm>
+                            <a:off x="0" y="0"/>
+                            <a:ext cx="2871753" cy="1618429"/>
+                          </a:xfrm>
+                          <a:prstGeom prst="rect">
+                            <a:avLst/>
+                          </a:prstGeom>
+                        </pic:spPr>
+                      </pic:pic>
+                    </a:graphicData>
+                  </a:graphic>
+                </wp:inline>
+              </w:drawing>
+            </w:r>
+          </w:p>
+          <w:p>
+            <w:pPr>
+              <w:jc w:val="center"/>
+            </w:pPr>
+            <w:r>
+              <w:drawing>
+                <wp:inline distT="0" distB="0" distL="0" distR="0" wp14:anchorId="0452CFB0" wp14:editId="6EC2B58A">
+                  <wp:extent cx="4369673" cy="3768844"/>
+                  <wp:effectExtent l="0" t="0" r="0" b="3175"/>
+                  <wp:docPr id="9" name="Picture 8" descr="A vacuum cleaner with different types of hoses&#10;&#10;Description automatically generated">
+                    <a:extLst xmlns:a="http://schemas.openxmlformats.org/drawingml/2006/main">
+                      <a:ext uri="{FF2B5EF4-FFF2-40B4-BE49-F238E27FC236}">
+                        <a16:creationId xmlns:a16="http://schemas.microsoft.com/office/drawing/2014/main" id="{8F063EC9-2B31-43FA-8AB1-8400455C44B5}"/>
+                      </a:ext>
+                    </a:extLst>
+                  </wp:docPr>
+                  <wp:cNvGraphicFramePr>
+                    <a:graphicFrameLocks xmlns:a="http://schemas.openxmlformats.org/drawingml/2006/main" noChangeAspect="1"/>
+                  </wp:cNvGraphicFramePr>
+                  <a:graphic xmlns:a="http://schemas.openxmlformats.org/drawingml/2006/main">
+                    <a:graphicData uri="http://schemas.openxmlformats.org/drawingml/2006/picture">
+                      <pic:pic xmlns:pic="http://schemas.openxmlformats.org/drawingml/2006/picture">
+                        <pic:nvPicPr>
+                          <pic:cNvPr id="9" name="Picture 8" descr="A vacuum cleaner with different types of hoses&#10;&#10;Description automatically generated">
+                            <a:extLst>
+                              <a:ext uri="{FF2B5EF4-FFF2-40B4-BE49-F238E27FC236}">
+                                <a16:creationId xmlns:a16="http://schemas.microsoft.com/office/drawing/2014/main" id="{8F063EC9-2B31-43FA-8AB1-8400455C44B5}"/>
+                              </a:ext>
+                            </a:extLst>
+                          </pic:cNvPr>
+                          <pic:cNvPicPr>
+                            <a:picLocks noChangeAspect="1"/>
+                          </pic:cNvPicPr>
+                        </pic:nvPicPr>
+                        <pic:blipFill>
+                          <a:blip r:embed="rId18">
+                            <a:extLst>
+                              <a:ext uri="{BEBA8EAE-BF5A-486C-A8C5-ECC9F3942E4B}">
+                                <a14:imgProps xmlns:a14="http://schemas.microsoft.com/office/drawing/2010/main">
+                                  <a14:imgLayer r:embed="rId9">
+                                    <a14:imgEffect>
+                                      <a14:backgroundRemoval t="9964" b="97464" l="9688" r="95156">
+                                        <a14:foregroundMark x1="13125" y1="21558" x2="13125" y2="21558"/>
+                                        <a14:foregroundMark x1="15469" y1="21377" x2="15469" y2="21377"/>
+                                        <a14:foregroundMark x1="13594" y1="21014" x2="23438" y2="21558"/>
+                                        <a14:foregroundMark x1="23438" y1="21014" x2="22031" y2="23007"/>
+                                        <a14:foregroundMark x1="22188" y1="20290" x2="21875" y2="21377"/>
+                                        <a14:foregroundMark x1="15625" y1="22645" x2="16719" y2="22826"/>
+                                        <a14:foregroundMark x1="14844" y1="23007" x2="14844" y2="23007"/>
+                                        <a14:foregroundMark x1="18750" y1="22645" x2="18750" y2="22645"/>
+                                        <a14:foregroundMark x1="19844" y1="22283" x2="20156" y2="22464"/>
+                                        <a14:foregroundMark x1="21563" y1="22826" x2="21563" y2="22826"/>
+                                        <a14:foregroundMark x1="22031" y1="22645" x2="21406" y2="22645"/>
+                                        <a14:foregroundMark x1="21406" y1="22645" x2="20938" y2="22283"/>
+                                        <a14:foregroundMark x1="21094" y1="22283" x2="13438" y2="21196"/>
+                                        <a14:foregroundMark x1="13750" y1="22283" x2="14063" y2="22645"/>
+                                        <a14:foregroundMark x1="13125" y1="22464" x2="13125" y2="22464"/>
+                                        <a14:foregroundMark x1="12812" y1="21739" x2="12812" y2="21739"/>
+                                        <a14:foregroundMark x1="12812" y1="21739" x2="12812" y2="21739"/>
+                                        <a14:foregroundMark x1="12500" y1="22283" x2="12500" y2="22283"/>
+                                        <a14:foregroundMark x1="12031" y1="22101" x2="12031" y2="22101"/>
+                                        <a14:foregroundMark x1="12188" y1="21739" x2="12188" y2="21739"/>
+                                        <a14:foregroundMark x1="12344" y1="21196" x2="12812" y2="21196"/>
+                                        <a14:foregroundMark x1="12500" y1="21558" x2="21250" y2="20833"/>
+                                        <a14:foregroundMark x1="20938" y1="20833" x2="22344" y2="22464"/>
+                                        <a14:foregroundMark x1="22188" y1="22464" x2="23281" y2="22464"/>
+                                        <a14:foregroundMark x1="23906" y1="21920" x2="21875" y2="20290"/>
+                                        <a14:foregroundMark x1="10781" y1="38768" x2="24063" y2="39493"/>
+                                        <a14:foregroundMark x1="24063" y1="39493" x2="28125" y2="39312"/>
+                                        <a14:foregroundMark x1="11563" y1="38225" x2="12188" y2="37862"/>
+                                        <a14:foregroundMark x1="16250" y1="38587" x2="18750" y2="38406"/>
+                                        <a14:foregroundMark x1="21719" y1="38768" x2="17656" y2="39312"/>
+                                        <a14:foregroundMark x1="10469" y1="40217" x2="13750" y2="40036"/>
+                                        <a14:foregroundMark x1="9688" y1="39312" x2="9688" y2="39312"/>
+                                        <a14:foregroundMark x1="9688" y1="40036" x2="9688" y2="40036"/>
+                                        <a14:foregroundMark x1="9688" y1="40036" x2="9688" y2="40036"/>
+                                        <a14:foregroundMark x1="12188" y1="37862" x2="12188" y2="37862"/>
+                                        <a14:foregroundMark x1="12969" y1="38225" x2="29531" y2="38768"/>
+                                        <a14:foregroundMark x1="29219" y1="39130" x2="26875" y2="39130"/>
+                                        <a14:foregroundMark x1="28906" y1="38225" x2="28906" y2="38225"/>
+                                        <a14:foregroundMark x1="27344" y1="38043" x2="27344" y2="38043"/>
+                                        <a14:foregroundMark x1="26406" y1="38043" x2="26406" y2="38043"/>
+                                        <a14:foregroundMark x1="25938" y1="38043" x2="20625" y2="37862"/>
+                                        <a14:foregroundMark x1="15000" y1="40036" x2="15000" y2="40036"/>
+                                        <a14:foregroundMark x1="16875" y1="40036" x2="16875" y2="40036"/>
+                                        <a14:foregroundMark x1="18594" y1="40217" x2="18594" y2="40217"/>
+                                        <a14:foregroundMark x1="19375" y1="40036" x2="19375" y2="40036"/>
+                                        <a14:foregroundMark x1="19688" y1="40036" x2="20313" y2="39855"/>
+                                        <a14:foregroundMark x1="21250" y1="39855" x2="21563" y2="39855"/>
+                                        <a14:foregroundMark x1="21719" y1="39855" x2="22031" y2="39855"/>
+                                        <a14:foregroundMark x1="22500" y1="39855" x2="22500" y2="39855"/>
+                                        <a14:foregroundMark x1="22813" y1="39855" x2="23281" y2="40217"/>
+                                        <a14:foregroundMark x1="26563" y1="40217" x2="26563" y2="40217"/>
+                                        <a14:foregroundMark x1="27813" y1="40217" x2="27969" y2="40217"/>
+                                        <a14:foregroundMark x1="28750" y1="40036" x2="28750" y2="40036"/>
+                                        <a14:foregroundMark x1="29375" y1="40036" x2="29375" y2="40036"/>
+                                        <a14:foregroundMark x1="12656" y1="64855" x2="21094" y2="65580"/>
+                                        <a14:foregroundMark x1="12969" y1="66848" x2="20469" y2="66848"/>
+                                        <a14:foregroundMark x1="11719" y1="65761" x2="12656" y2="66123"/>
+                                        <a14:foregroundMark x1="12188" y1="65217" x2="12031" y2="66667"/>
+                                        <a14:foregroundMark x1="12188" y1="66848" x2="21563" y2="65399"/>
+                                        <a14:foregroundMark x1="74844" y1="13043" x2="83438" y2="14855"/>
+                                        <a14:foregroundMark x1="75938" y1="14855" x2="83750" y2="13587"/>
+                                        <a14:foregroundMark x1="82188" y1="12862" x2="83750" y2="14855"/>
+                                        <a14:foregroundMark x1="81875" y1="12500" x2="79063" y2="12500"/>
+                                        <a14:foregroundMark x1="82500" y1="12500" x2="84063" y2="13406"/>
+                                        <a14:foregroundMark x1="75469" y1="14855" x2="83281" y2="14855"/>
+                                        <a14:foregroundMark x1="82344" y1="15399" x2="76406" y2="15217"/>
+                                        <a14:foregroundMark x1="79375" y1="15217" x2="83750" y2="15217"/>
+                                        <a14:foregroundMark x1="76719" y1="15399" x2="75000" y2="15399"/>
+                                        <a14:foregroundMark x1="75000" y1="13406" x2="75313" y2="15036"/>
+                                        <a14:foregroundMark x1="72813" y1="32790" x2="83594" y2="32790"/>
+                                        <a14:foregroundMark x1="83594" y1="32790" x2="85000" y2="32609"/>
+                                        <a14:foregroundMark x1="72344" y1="31703" x2="85000" y2="32246"/>
+                                        <a14:foregroundMark x1="72031" y1="33152" x2="84688" y2="33152"/>
+                                        <a14:foregroundMark x1="73281" y1="33877" x2="85000" y2="33514"/>
+                                        <a14:foregroundMark x1="85000" y1="33514" x2="85000" y2="31884"/>
+                                        <a14:foregroundMark x1="85313" y1="31522" x2="85313" y2="33152"/>
+                                        <a14:foregroundMark x1="69219" y1="50000" x2="80781" y2="48913"/>
+                                        <a14:foregroundMark x1="80781" y1="48913" x2="69219" y2="49638"/>
+                                        <a14:foregroundMark x1="69219" y1="49638" x2="75313" y2="50181"/>
+                                        <a14:foregroundMark x1="84688" y1="50543" x2="87813" y2="49457"/>
+                                        <a14:foregroundMark x1="82344" y1="49457" x2="87344" y2="49275"/>
+                                        <a14:foregroundMark x1="83438" y1="50725" x2="77031" y2="50725"/>
+                                        <a14:foregroundMark x1="77969" y1="50543" x2="87656" y2="50543"/>
+                                        <a14:foregroundMark x1="70313" y1="50362" x2="77031" y2="51449"/>
+                                        <a14:foregroundMark x1="69063" y1="50362" x2="76563" y2="51268"/>
+                                        <a14:foregroundMark x1="72500" y1="50906" x2="68906" y2="51087"/>
+                                        <a14:foregroundMark x1="68906" y1="49638" x2="75625" y2="48913"/>
+                                        <a14:foregroundMark x1="76250" y1="49094" x2="87344" y2="49275"/>
+                                        <a14:foregroundMark x1="86250" y1="48913" x2="78438" y2="48732"/>
+                                        <a14:foregroundMark x1="76719" y1="48732" x2="87031" y2="48732"/>
+                                        <a14:foregroundMark x1="77969" y1="59239" x2="88750" y2="58152"/>
+                                        <a14:foregroundMark x1="88750" y1="58152" x2="87969" y2="59783"/>
+                                        <a14:foregroundMark x1="91094" y1="58696" x2="94844" y2="58696"/>
+                                        <a14:foregroundMark x1="88750" y1="58696" x2="93281" y2="58877"/>
+                                        <a14:foregroundMark x1="93438" y1="58333" x2="89375" y2="58333"/>
+                                        <a14:foregroundMark x1="90469" y1="59601" x2="94844" y2="59601"/>
+                                        <a14:foregroundMark x1="79688" y1="57790" x2="93125" y2="58333"/>
+                                        <a14:foregroundMark x1="92188" y1="57971" x2="94375" y2="57971"/>
+                                        <a14:foregroundMark x1="93594" y1="58152" x2="90781" y2="57971"/>
+                                        <a14:foregroundMark x1="78906" y1="60145" x2="88125" y2="59964"/>
+                                        <a14:foregroundMark x1="31250" y1="38949" x2="40156" y2="39674"/>
+                                        <a14:foregroundMark x1="30938" y1="39312" x2="33906" y2="39674"/>
+                                        <a14:foregroundMark x1="57656" y1="49819" x2="66875" y2="49819"/>
+                                        <a14:foregroundMark x1="57969" y1="32246" x2="70625" y2="32428"/>
+                                        <a14:foregroundMark x1="70625" y1="32428" x2="71250" y2="32428"/>
+                                        <a14:foregroundMark x1="63438" y1="14130" x2="73438" y2="14130"/>
+                                        <a14:foregroundMark x1="26250" y1="21920" x2="37500" y2="22283"/>
+                                        <a14:foregroundMark x1="37500" y1="22283" x2="26094" y2="21014"/>
+                                        <a14:foregroundMark x1="26094" y1="21014" x2="25938" y2="21739"/>
+                                        <a14:foregroundMark x1="34219" y1="21739" x2="38125" y2="21739"/>
+                                        <a14:foregroundMark x1="23750" y1="65942" x2="33750" y2="65761"/>
+                                        <a14:foregroundMark x1="70938" y1="58514" x2="77500" y2="58152"/>
+                                        <a14:foregroundMark x1="76563" y1="58877" x2="70313" y2="59058"/>
+                                        <a14:foregroundMark x1="14844" y1="80435" x2="26563" y2="80616"/>
+                                        <a14:foregroundMark x1="26563" y1="80616" x2="27187" y2="80616"/>
+                                        <a14:foregroundMark x1="28125" y1="80072" x2="17344" y2="79529"/>
+                                        <a14:foregroundMark x1="9844" y1="79710" x2="9219" y2="92210"/>
+                                        <a14:foregroundMark x1="9219" y1="92210" x2="18750" y2="98007"/>
+                                        <a14:foregroundMark x1="18750" y1="98007" x2="30469" y2="96920"/>
+                                        <a14:foregroundMark x1="30469" y1="96920" x2="32656" y2="84601"/>
+                                        <a14:foregroundMark x1="32656" y1="84601" x2="17031" y2="87319"/>
+                                        <a14:foregroundMark x1="17031" y1="87319" x2="15781" y2="88587"/>
+                                        <a14:foregroundMark x1="40156" y1="80254" x2="38125" y2="94565"/>
+                                        <a14:foregroundMark x1="38125" y1="94565" x2="54219" y2="97464"/>
+                                        <a14:foregroundMark x1="54219" y1="97464" x2="61563" y2="87500"/>
+                                        <a14:foregroundMark x1="61563" y1="87500" x2="49531" y2="78261"/>
+                                        <a14:foregroundMark x1="49531" y1="78261" x2="50625" y2="92935"/>
+                                        <a14:foregroundMark x1="50625" y1="92935" x2="42969" y2="86594"/>
+                                        <a14:foregroundMark x1="42500" y1="79167" x2="57813" y2="79710"/>
+                                        <a14:foregroundMark x1="48125" y1="79529" x2="55625" y2="79529"/>
+                                        <a14:foregroundMark x1="55625" y1="78804" x2="48750" y2="79167"/>
+                                        <a14:foregroundMark x1="77188" y1="89130" x2="70000" y2="80254"/>
+                                        <a14:foregroundMark x1="70000" y1="79891" x2="69688" y2="79891"/>
+                                        <a14:foregroundMark x1="69531" y1="79891" x2="80781" y2="80616"/>
+                                        <a14:foregroundMark x1="80781" y1="80616" x2="91875" y2="79891"/>
+                                        <a14:foregroundMark x1="91875" y1="79891" x2="92344" y2="92935"/>
+                                        <a14:foregroundMark x1="92344" y1="92935" x2="80156" y2="97283"/>
+                                        <a14:foregroundMark x1="80156" y1="97283" x2="68438" y2="96739"/>
+                                        <a14:foregroundMark x1="68438" y1="96739" x2="81563" y2="97464"/>
+                                        <a14:foregroundMark x1="81563" y1="97464" x2="69844" y2="91304"/>
+                                        <a14:foregroundMark x1="69844" y1="91304" x2="87188" y2="94022"/>
+                                        <a14:foregroundMark x1="87188" y1="94022" x2="77344" y2="83152"/>
+                                        <a14:foregroundMark x1="77344" y1="83152" x2="78125" y2="81703"/>
+                                        <a14:foregroundMark x1="74844" y1="78804" x2="75313" y2="78986"/>
+                                        <a14:foregroundMark x1="70156" y1="79348" x2="82344" y2="78623"/>
+                                        <a14:foregroundMark x1="82344" y1="78623" x2="89844" y2="78986"/>
+                                        <a14:foregroundMark x1="91250" y1="83514" x2="92031" y2="96014"/>
+                                        <a14:foregroundMark x1="92031" y1="96014" x2="79375" y2="97464"/>
+                                        <a14:foregroundMark x1="79375" y1="97464" x2="74844" y2="96377"/>
+                                        <a14:foregroundMark x1="91875" y1="82609" x2="92344" y2="95833"/>
+                                        <a14:foregroundMark x1="92344" y1="95833" x2="90156" y2="96558"/>
+                                        <a14:foregroundMark x1="39688" y1="79348" x2="50469" y2="78442"/>
+                                        <a14:foregroundMark x1="50469" y1="78442" x2="59627" y2="79201"/>
+                                        <a14:foregroundMark x1="61482" y1="79435" x2="61563" y2="79529"/>
+                                        <a14:foregroundMark x1="30625" y1="79529" x2="19063" y2="80072"/>
+                                        <a14:foregroundMark x1="11250" y1="79529" x2="27187" y2="80072"/>
+                                        <a14:foregroundMark x1="27187" y1="80072" x2="31094" y2="79891"/>
+                                        <a14:foregroundMark x1="10000" y1="79710" x2="24844" y2="79891"/>
+                                        <a14:foregroundMark x1="24844" y1="79891" x2="14063" y2="78442"/>
+                                        <a14:foregroundMark x1="14063" y1="78442" x2="11875" y2="79167"/>
+                                        <a14:foregroundMark x1="58594" y1="74819" x2="62048" y2="74569"/>
+                                        <a14:foregroundMark x1="91932" y1="66155" x2="95156" y2="65942"/>
+                                        <a14:foregroundMark x1="89844" y1="60870" x2="90469" y2="61594"/>
+                                        <a14:foregroundMark x1="68438" y1="55254" x2="70693" y2="55233"/>
+                                        <a14:foregroundMark x1="86651" y1="41654" x2="88125" y2="41667"/>
+                                        <a14:foregroundMark x1="75000" y1="80254" x2="84531" y2="78623"/>
+                                        <a14:foregroundMark x1="84375" y1="78623" x2="76406" y2="78080"/>
+                                        <a14:foregroundMark x1="74531" y1="78804" x2="85000" y2="78442"/>
+                                        <a14:foregroundMark x1="82813" y1="78261" x2="74219" y2="79529"/>
+                                        <a14:foregroundMark x1="22500" y1="79348" x2="27500" y2="80072"/>
+                                        <a14:foregroundMark x1="27656" y1="79891" x2="21094" y2="78804"/>
+                                        <a14:foregroundMark x1="42813" y1="78986" x2="37969" y2="79167"/>
+                                        <a14:foregroundMark x1="72031" y1="79348" x2="69063" y2="79710"/>
+                                        <a14:foregroundMark x1="71563" y1="79348" x2="67188" y2="79348"/>
+                                        <a14:foregroundMark x1="70313" y1="78986" x2="73750" y2="78804"/>
+                                        <a14:foregroundMark x1="90625" y1="79891" x2="91250" y2="79167"/>
+                                        <a14:foregroundMark x1="91719" y1="79167" x2="90781" y2="79167"/>
+                                        <a14:foregroundMark x1="90625" y1="79167" x2="90625" y2="79167"/>
+                                        <a14:foregroundMark x1="11406" y1="65399" x2="11875" y2="67029"/>
+                                        <a14:foregroundMark x1="13125" y1="65217" x2="20781" y2="65217"/>
+                                        <a14:foregroundMark x1="19688" y1="65036" x2="13906" y2="64674"/>
+                                        <a14:foregroundMark x1="11719" y1="64312" x2="11719" y2="66304"/>
+                                        <a14:foregroundMark x1="12500" y1="36957" x2="10156" y2="38587"/>
+                                        <a14:foregroundMark x1="9844" y1="38225" x2="11250" y2="38225"/>
+                                        <a14:foregroundMark x1="9688" y1="39130" x2="10156" y2="39674"/>
+                                        <a14:foregroundMark x1="13906" y1="19928" x2="16563" y2="20471"/>
+                                        <a14:foregroundMark x1="18125" y1="21014" x2="18125" y2="21014"/>
+                                        <a14:foregroundMark x1="19531" y1="20471" x2="19531" y2="20471"/>
+                                        <a14:backgroundMark x1="65625" y1="55072" x2="68537" y2="55072"/>
+                                        <a14:backgroundMark x1="40266" y1="39483" x2="40781" y2="39493"/>
+                                        <a14:backgroundMark x1="61875" y1="68841" x2="81094" y2="70471"/>
+                                        <a14:backgroundMark x1="83594" y1="68659" x2="91406" y2="67210"/>
+                                        <a14:backgroundMark x1="65156" y1="42754" x2="86250" y2="42391"/>
+                                        <a14:backgroundMark x1="70781" y1="55072" x2="83281" y2="55072"/>
+                                        <a14:backgroundMark x1="83281" y1="55072" x2="97031" y2="55072"/>
+                                        <a14:backgroundMark x1="76376" y1="75547" x2="88125" y2="74457"/>
+                                        <a14:backgroundMark x1="60781" y1="76993" x2="75126" y2="75663"/>
+                                        <a14:backgroundMark x1="58281" y1="76812" x2="58281" y2="76812"/>
+                                      </a14:backgroundRemoval>
+                                    </a14:imgEffect>
+                                  </a14:imgLayer>
+                                </a14:imgProps>
+                              </a:ext>
+                            </a:extLst>
+                          </a:blip>
+                          <a:stretch>
+                            <a:fillRect/>
+                          </a:stretch>
+                        </pic:blipFill>
+                        <pic:spPr>
+                          <a:xfrm>
+                            <a:off x="0" y="0"/>
+                            <a:ext cx="4424081" cy="3815771"/>
+                          </a:xfrm>
+                          <a:prstGeom prst="rect">
+                            <a:avLst/>
+                          </a:prstGeom>
+                        </pic:spPr>
+                      </pic:pic>
+                    </a:graphicData>
+                  </a:graphic>
+                </wp:inline>
+              </w:drawing>
             </w:r>
           </w:p>
         </w:tc>
@@ -1200,7 +1579,25 @@
               <w:spacing w:line="276" w:lineRule="auto" w:after="40"/>
               <w:jc w:val="left"/>
             </w:pPr>
-            <w:r/>
+            <w:r>
+              <w:rPr>
+                <w:rFonts w:ascii="Times New Roman" w:hAnsi="Times New Roman"/>
+                <w:sz w:val="26"/>
+              </w:rPr>
+              <w:t>+ Nêu được cấu tạo, chức năng và ưu điểm của máy hút bụi.</w:t>
+              <w:br/>
+              <w:t>+ Nêu được nguyên lý hoạt động của máy hút bụi.</w:t>
+              <w:br/>
+              <w:t>Câu trả lời của HS.</w:t>
+              <w:br/>
+              <w:t>+ Chức năng của máy hút bụi: Hút bui, lau sàn.</w:t>
+              <w:br/>
+              <w:t>+ Ưu điểm của máy hút bụi:</w:t>
+              <w:br/>
+              <w:t>+ Nguyên lý hoạt động: Giống cơ chế khi chúng ta hút nước bằng ống hút. Khi không khí trong ống hút bị rút hết, nếu chúng ta tiếp tục hút thì nước trong cốc sẽ bị hút vào ống hút, chiếm phần không gian rỗng.</w:t>
+              <w:br/>
+              <w:t>+ Cấu tạo của máy hút bụi:</w:t>
+            </w:r>
             <w:r>
               <w:rPr>
                 <w:rFonts w:ascii="Times New Roman" w:hAnsi="Times New Roman" w:cs="Times New Roman" w:eastAsia="Times New Roman"/>
@@ -1208,7 +1605,6 @@
                 <w:i w:val="0"/>
                 <w:sz w:val="26"/>
               </w:rPr>
-              <w:t>HS gọi đúng tên các linh kiện cơ bản.</w:t>
             </w:r>
           </w:p>
           <w:p>
@@ -1223,7 +1619,6 @@
                 <w:i w:val="0"/>
                 <w:sz w:val="26"/>
               </w:rPr>
-              <w:t>Chuẩn bị đầy đủ linh kiện lắp ráp.</w:t>
             </w:r>
           </w:p>
         </w:tc>
@@ -1431,7 +1826,17 @@
               <w:spacing w:line="276" w:lineRule="auto" w:after="40"/>
               <w:jc w:val="left"/>
             </w:pPr>
-            <w:r/>
+            <w:r>
+              <w:rPr>
+                <w:rFonts w:ascii="Times New Roman" w:hAnsi="Times New Roman"/>
+                <w:sz w:val="26"/>
+              </w:rPr>
+              <w:t>+ GV yêu cầu HS mở hộp, lựa chọn các mảnh ghép và lắp ghép theo hướng dẫn trong   sách. Lưu ý cách sử dụng chốt trong suốt.</w:t>
+              <w:br/>
+              <w:t>+ Học sinh tiến hành lắp ráp động cơ Dynamixel.</w:t>
+              <w:br/>
+              <w:t>+ HS tiến hành lắp ráp robot Máy hút bụi.</w:t>
+            </w:r>
             <w:r>
               <w:rPr>
                 <w:rFonts w:ascii="Times New Roman" w:hAnsi="Times New Roman" w:cs="Times New Roman" w:eastAsia="Times New Roman"/>
@@ -1439,7 +1844,6 @@
                 <w:i w:val="0"/>
                 <w:sz w:val="26"/>
               </w:rPr>
-              <w:t>- GV nêu yêu cầu thực hành và lưu ý an toàn khi lắp ráp.</w:t>
             </w:r>
           </w:p>
           <w:p>
@@ -1454,7 +1858,6 @@
                 <w:i w:val="0"/>
                 <w:sz w:val="26"/>
               </w:rPr>
-              <w:t>- HS phân công nhiệm vụ: bạn xem sơ đồ, bạn lắp khung, bạn thử pin.</w:t>
             </w:r>
           </w:p>
           <w:p>
@@ -1469,7 +1872,6 @@
                 <w:i w:val="0"/>
                 <w:sz w:val="26"/>
               </w:rPr>
-              <w:t>- Các nhóm hoàn thiện mô hình robot và bật công tắc chạy thử.</w:t>
             </w:r>
           </w:p>
           <w:p>
@@ -1484,7 +1886,91 @@
                 <w:i w:val="0"/>
                 <w:sz w:val="26"/>
               </w:rPr>
-              <w:t>- GV quan sát, khích lệ và chấm điểm thi đua giữa các nhóm.</w:t>
+            </w:r>
+          </w:p>
+          <w:p>
+            <w:pPr>
+              <w:jc w:val="center"/>
+            </w:pPr>
+            <w:r>
+              <w:drawing>
+                <wp:inline distT="0" distB="0" distL="0" distR="0" wp14:anchorId="52FD140F" wp14:editId="51F75A4A">
+                  <wp:extent cx="4905971" cy="1166842"/>
+                  <wp:effectExtent l="0" t="0" r="0" b="0"/>
+                  <wp:docPr id="1522434753" name="picture 7" descr="Sung. Tên của ảnh gốc: CLP000036c4000b.bmp Kích thước của ảnh gốc: rộng 902 pixel x cao 167 pixel"/>
+                  <wp:cNvGraphicFramePr/>
+                  <a:graphic xmlns:a="http://schemas.openxmlformats.org/drawingml/2006/main">
+                    <a:graphicData uri="http://schemas.openxmlformats.org/drawingml/2006/picture">
+                      <pic:pic xmlns:pic="http://schemas.openxmlformats.org/drawingml/2006/picture">
+                        <pic:nvPicPr>
+                          <pic:cNvPr id="0" name="pic"/>
+                          <pic:cNvPicPr/>
+                        </pic:nvPicPr>
+                        <pic:blipFill>
+                          <a:blip r:embed="rId19" cstate="print">
+                            <a:lum/>
+                          </a:blip>
+                          <a:srcRect/>
+                          <a:stretch>
+                            <a:fillRect/>
+                          </a:stretch>
+                        </pic:blipFill>
+                        <pic:spPr>
+                          <a:xfrm>
+                            <a:off x="0" y="0"/>
+                            <a:ext cx="4934650" cy="1173663"/>
+                          </a:xfrm>
+                          <a:prstGeom prst="rect">
+                            <a:avLst/>
+                          </a:prstGeom>
+                        </pic:spPr>
+                      </pic:pic>
+                    </a:graphicData>
+                  </a:graphic>
+                </wp:inline>
+              </w:drawing>
+            </w:r>
+          </w:p>
+          <w:p>
+            <w:pPr>
+              <w:jc w:val="center"/>
+            </w:pPr>
+            <w:r>
+              <w:drawing>
+                <wp:inline distT="0" distB="0" distL="0" distR="0" wp14:anchorId="5095C3A1" wp14:editId="06C058A5">
+                  <wp:extent cx="4015440" cy="3260690"/>
+                  <wp:effectExtent l="0" t="0" r="4445" b="0"/>
+                  <wp:docPr id="160" name="image2.png" descr="Sung. Tên của ảnh gốc: CLP00001b380003.bmp Kích thước ảnh gốc: rộng 788 pixel x cao 609 pixel"/>
+                  <wp:cNvGraphicFramePr/>
+                  <a:graphic xmlns:a="http://schemas.openxmlformats.org/drawingml/2006/main">
+                    <a:graphicData uri="http://schemas.openxmlformats.org/drawingml/2006/picture">
+                      <pic:pic xmlns:pic="http://schemas.openxmlformats.org/drawingml/2006/picture">
+                        <pic:nvPicPr>
+                          <pic:cNvPr id="0" name="image2.png" descr="Sung. Tên của ảnh gốc: CLP00001b380003.bmp Kích thước ảnh gốc: rộng 788 pixel x cao 609 pixel"/>
+                          <pic:cNvPicPr preferRelativeResize="0"/>
+                        </pic:nvPicPr>
+                        <pic:blipFill>
+                          <a:blip r:embed="rId20"/>
+                          <a:srcRect/>
+                          <a:stretch>
+                            <a:fillRect/>
+                          </a:stretch>
+                        </pic:blipFill>
+                        <pic:spPr>
+                          <a:xfrm>
+                            <a:off x="0" y="0"/>
+                            <a:ext cx="4045061" cy="3284743"/>
+                          </a:xfrm>
+                          <a:prstGeom prst="rect">
+                            <a:avLst/>
+                          </a:prstGeom>
+                          <a:ln/>
+                        </pic:spPr>
+                      </pic:pic>
+                    </a:graphicData>
+                  </a:graphic>
+                </wp:inline>
+              </w:drawing>
             </w:r>
           </w:p>
         </w:tc>
@@ -1503,7 +1989,13 @@
               <w:spacing w:line="276" w:lineRule="auto" w:after="40"/>
               <w:jc w:val="left"/>
             </w:pPr>
-            <w:r/>
+            <w:r>
+              <w:rPr>
+                <w:rFonts w:ascii="Times New Roman" w:hAnsi="Times New Roman"/>
+                <w:sz w:val="26"/>
+              </w:rPr>
+              <w:t>Sản phẩm robot của HS.</w:t>
+            </w:r>
             <w:r>
               <w:rPr>
                 <w:rFonts w:ascii="Times New Roman" w:hAnsi="Times New Roman" w:cs="Times New Roman" w:eastAsia="Times New Roman"/>
@@ -1511,7 +2003,6 @@
                 <w:i w:val="0"/>
                 <w:sz w:val="26"/>
               </w:rPr>
-              <w:t>Mô hình robot hoàn thành chắc chắn.</w:t>
             </w:r>
           </w:p>
           <w:p>
@@ -1526,7 +2017,6 @@
                 <w:i w:val="0"/>
                 <w:sz w:val="26"/>
               </w:rPr>
-              <w:t>Robot hoạt động trơn tru, chính xác.</w:t>
             </w:r>
           </w:p>
         </w:tc>
@@ -1734,7 +2224,35 @@
               <w:spacing w:line="276" w:lineRule="auto" w:after="40"/>
               <w:jc w:val="left"/>
             </w:pPr>
-            <w:r/>
+            <w:r>
+              <w:rPr>
+                <w:rFonts w:ascii="Times New Roman" w:hAnsi="Times New Roman"/>
+                <w:sz w:val="26"/>
+              </w:rPr>
+              <w:t>+ GV hướng dẫn HS lắp ráp sáng tạo thêm cho robot.</w:t>
+              <w:br/>
+              <w:t>+ HS tiến hành lắp ráp, sáng tạo dựa trên những gợi ý của GV và những mảnh ghép còn trong hộp.</w:t>
+              <w:br/>
+              <w:t>5. Tự học (Let’s move)</w:t>
+              <w:br/>
+              <w:t>- Mục tiêu: Vận hành được robot đã lắp.</w:t>
+              <w:br/>
+              <w:t>- Nội dung: HS vận hành robot vừa lắp, chơi với robot.</w:t>
+              <w:br/>
+              <w:t>+ GV tổ chức cho HS chơi với robot sau khi lắp xong.</w:t>
+              <w:br/>
+              <w:t>+ HS tự chơi với robot.</w:t>
+              <w:br/>
+              <w:t>6. Tự kiểm tra (Let’s check)</w:t>
+              <w:br/>
+              <w:t>- Mục tiêu: HS tháo được chốt, sắp xếp ngăn nắp các mảnh ghép vào trong hộp.</w:t>
+              <w:br/>
+              <w:t>- Nội dung: HS tháo chốt, sắp xếp các mảnh ghép.</w:t>
+              <w:br/>
+              <w:t>+ GV cho HS tháo chốt.</w:t>
+              <w:br/>
+              <w:t>+ HS tiến hành tháo robot, sắp xếp ngăn nắp các mảnh ghép vào trong hộp, dọn dẹp bàn ghế quanh vị trí ngồi.</w:t>
+            </w:r>
             <w:r>
               <w:rPr>
                 <w:rFonts w:ascii="Times New Roman" w:hAnsi="Times New Roman" w:cs="Times New Roman" w:eastAsia="Times New Roman"/>
@@ -1742,7 +2260,6 @@
                 <w:i w:val="0"/>
                 <w:sz w:val="26"/>
               </w:rPr>
-              <w:t>- GV đặt câu hỏi: "Em có thể gắn thêm chi tiết gì để bạn robot đẹp hơn?"</w:t>
             </w:r>
           </w:p>
           <w:p>
@@ -1757,7 +2274,6 @@
                 <w:i w:val="0"/>
                 <w:sz w:val="26"/>
               </w:rPr>
-              <w:t>- Đại diện 1-2 nhóm giơ robot lên giới thiệu và biểu diễn trước lớp.</w:t>
             </w:r>
           </w:p>
           <w:p>
@@ -1772,7 +2288,6 @@
                 <w:i w:val="0"/>
                 <w:sz w:val="26"/>
               </w:rPr>
-              <w:t>- GV tổng kết tiết học, dặn dò HS cẩn thận tháo dỡ hoặc bảo quản mô hình.</w:t>
             </w:r>
           </w:p>
           <w:p>
@@ -1787,7 +2302,6 @@
                 <w:i w:val="0"/>
                 <w:sz w:val="26"/>
               </w:rPr>
-              <w:t>- HS thu gom linh kiện vào đúng ngăn trong hộp Kit, xếp ghế ngay ngắn.</w:t>
             </w:r>
           </w:p>
         </w:tc>
@@ -1806,7 +2320,13 @@
               <w:spacing w:line="276" w:lineRule="auto" w:after="40"/>
               <w:jc w:val="left"/>
             </w:pPr>
-            <w:r/>
+            <w:r>
+              <w:rPr>
+                <w:rFonts w:ascii="Times New Roman" w:hAnsi="Times New Roman"/>
+                <w:sz w:val="26"/>
+              </w:rPr>
+              <w:t>Sản phẩm robot sáng tạo của HS.</w:t>
+            </w:r>
             <w:r>
               <w:rPr>
                 <w:rFonts w:ascii="Times New Roman" w:hAnsi="Times New Roman" w:cs="Times New Roman" w:eastAsia="Times New Roman"/>
@@ -1814,7 +2334,6 @@
                 <w:i w:val="0"/>
                 <w:sz w:val="26"/>
               </w:rPr>
-              <w:t>HS tự tin chia sẻ ý tưởng trước lớp.</w:t>
             </w:r>
           </w:p>
           <w:p>
@@ -1829,7 +2348,6 @@
                 <w:i w:val="0"/>
                 <w:sz w:val="26"/>
               </w:rPr>
-              <w:t>Hộp đồ dùng ngăn nắp, phòng học sạch sẽ.</w:t>
             </w:r>
           </w:p>
         </w:tc>
